--- a/pr-preview/pr-491/estimation-handout.docx
+++ b/pr-preview/pr-491/estimation-handout.docx
@@ -15,7 +15,7 @@
         <w:pStyle w:val="Date"/>
       </w:pPr>
       <w:r>
-        <w:t xml:space="preserve">Last modified: 2026-10-27 01:31:01 (PDT)</w:t>
+        <w:t xml:space="preserve">Last modified: 2026-10-27 03:08:59 (PDT)</w:t>
       </w:r>
     </w:p>
     <w:bookmarkStart w:id="15" w:name="scientific-models"/>

--- a/pr-preview/pr-491/estimation-handout.docx
+++ b/pr-preview/pr-491/estimation-handout.docx
@@ -15,7 +15,7 @@
         <w:pStyle w:val="Date"/>
       </w:pPr>
       <w:r>
-        <w:t xml:space="preserve">Last modified: 2026-10-27 03:08:59 (PDT)</w:t>
+        <w:t xml:space="preserve">Last modified: 2026-10-27 03:45:16 (PDT)</w:t>
       </w:r>
     </w:p>
     <w:bookmarkStart w:id="15" w:name="scientific-models"/>

--- a/pr-preview/pr-491/estimation-handout.docx
+++ b/pr-preview/pr-491/estimation-handout.docx
@@ -15,7 +15,7 @@
         <w:pStyle w:val="Date"/>
       </w:pPr>
       <w:r>
-        <w:t xml:space="preserve">Last modified: 2026-10-27 03:45:16 (PDT)</w:t>
+        <w:t xml:space="preserve">Last modified: 2026-10-27 04:54:13 (PDT)</w:t>
       </w:r>
     </w:p>
     <w:bookmarkStart w:id="15" w:name="scientific-models"/>

--- a/pr-preview/pr-491/estimation-handout.docx
+++ b/pr-preview/pr-491/estimation-handout.docx
@@ -15,7 +15,7 @@
         <w:pStyle w:val="Date"/>
       </w:pPr>
       <w:r>
-        <w:t xml:space="preserve">Last modified: 2026-10-27 04:54:13 (PDT)</w:t>
+        <w:t xml:space="preserve">Last modified: 2026-10-27 14:23:57 (PDT)</w:t>
       </w:r>
     </w:p>
     <w:bookmarkStart w:id="15" w:name="scientific-models"/>
@@ -3890,7 +3890,7 @@
     </w:p>
     <w:bookmarkEnd w:id="38"/>
     <w:bookmarkEnd w:id="39"/>
-    <w:bookmarkStart w:id="110" w:name="sec-est-accuracy"/>
+    <w:bookmarkStart w:id="111" w:name="sec-est-accuracy"/>
     <w:p>
       <w:pPr>
         <w:pStyle w:val="Heading2"/>
@@ -6805,7 +6805,7 @@
     </w:p>
     <w:bookmarkEnd w:id="51"/>
     <w:bookmarkEnd w:id="52"/>
-    <w:bookmarkStart w:id="78" w:name="mean-squared-error"/>
+    <w:bookmarkStart w:id="79" w:name="mean-squared-error"/>
     <w:p>
       <w:pPr>
         <w:pStyle w:val="Heading3"/>
@@ -12252,7 +12252,7 @@
         <w:t xml:space="preserve">so they are equal to each other.</w:t>
       </w:r>
     </w:p>
-    <w:bookmarkStart w:id="71" w:name="rem-mse-bias-variance-prediction"/>
+    <w:bookmarkStart w:id="72" w:name="rem-mse-bias-variance-prediction"/>
     <w:p>
       <w:pPr>
         <w:pStyle w:val="BodyText"/>
@@ -12400,7 +12400,7 @@
           <w:rPr>
             <w:rStyle w:val="Hyperlink"/>
           </w:rPr>
-          <w:t xml:space="preserve">irreducible error</w:t>
+          <w:t xml:space="preserve">residual variance</w:t>
         </w:r>
       </w:hyperlink>
       <w:r>
@@ -12413,11 +12413,28 @@
         <w:t xml:space="preserve"> </w:t>
       </w:r>
       <w:r>
-        <w:t xml:space="preserve">No choice of prediction can remove the extra term.</w:t>
+        <w:t xml:space="preserve">No choice of prediction using the same</w:t>
+      </w:r>
+      <w:r>
+        <w:t xml:space="preserve"> </w:t>
+      </w:r>
+      <w:hyperlink r:id="rId71">
+        <w:r>
+          <w:rPr>
+            <w:rStyle w:val="Hyperlink"/>
+          </w:rPr>
+          <w:t xml:space="preserve">covariates</w:t>
+        </w:r>
+      </w:hyperlink>
+      <w:r>
+        <w:t xml:space="preserve"> </w:t>
+      </w:r>
+      <w:r>
+        <w:t xml:space="preserve">can remove the extra term.</w:t>
       </w:r>
     </w:p>
-    <w:bookmarkEnd w:id="71"/>
-    <w:bookmarkStart w:id="74" w:name="exm-mse-sample-mean"/>
+    <w:bookmarkEnd w:id="72"/>
+    <w:bookmarkStart w:id="75" w:name="exm-mse-sample-mean"/>
     <w:p>
       <w:pPr>
         <w:pStyle w:val="FirstParagraph"/>
@@ -13829,7 +13846,7 @@
       <w:r>
         <w:t xml:space="preserve"> </w:t>
       </w:r>
-      <w:hyperlink r:id="rId72">
+      <w:hyperlink r:id="rId73">
         <w:r>
           <w:rPr>
             <w:rStyle w:val="Hyperlink"/>
@@ -13887,7 +13904,7 @@
       <w:r>
         <w:t xml:space="preserve"> </w:t>
       </w:r>
-      <w:hyperlink r:id="rId73">
+      <w:hyperlink r:id="rId74">
         <w:r>
           <w:rPr>
             <w:rStyle w:val="Hyperlink"/>
@@ -14179,8 +14196,8 @@
         <w:t xml:space="preserve">’s.</w:t>
       </w:r>
     </w:p>
-    <w:bookmarkEnd w:id="74"/>
-    <w:bookmarkStart w:id="75" w:name="def-rmse"/>
+    <w:bookmarkEnd w:id="75"/>
+    <w:bookmarkStart w:id="76" w:name="def-rmse"/>
     <w:p>
       <w:pPr>
         <w:pStyle w:val="BodyText"/>
@@ -14392,8 +14409,8 @@
         <w:t xml:space="preserve">.</w:t>
       </w:r>
     </w:p>
-    <w:bookmarkEnd w:id="75"/>
-    <w:bookmarkStart w:id="76" w:name="exm-rmse-sample-mean"/>
+    <w:bookmarkEnd w:id="76"/>
+    <w:bookmarkStart w:id="77" w:name="exm-rmse-sample-mean"/>
     <w:p>
       <w:pPr>
         <w:pStyle w:val="BodyText"/>
@@ -14481,8 +14498,8 @@
         <w:t xml:space="preserve">.</w:t>
       </w:r>
     </w:p>
-    <w:bookmarkEnd w:id="76"/>
-    <w:bookmarkStart w:id="77" w:name="rem-rmse-units"/>
+    <w:bookmarkEnd w:id="77"/>
+    <w:bookmarkStart w:id="78" w:name="rem-rmse-units"/>
     <w:p>
       <w:pPr>
         <w:pStyle w:val="BodyText"/>
@@ -14501,7 +14518,7 @@
         <w:t xml:space="preserve">The pRMSE has the same units as the estimand.</w:t>
       </w:r>
     </w:p>
-    <w:bookmarkEnd w:id="77"/>
+    <w:bookmarkEnd w:id="78"/>
     <w:p>
       <w:pPr>
         <w:pStyle w:val="BodyText"/>
@@ -14516,8 +14533,8 @@
         <w:t xml:space="preserve">covers mean squared error.</w:t>
       </w:r>
     </w:p>
-    <w:bookmarkEnd w:id="78"/>
-    <w:bookmarkStart w:id="92" w:name="sec-unbiased-estimators"/>
+    <w:bookmarkEnd w:id="79"/>
+    <w:bookmarkStart w:id="93" w:name="sec-unbiased-estimators"/>
     <w:p>
       <w:pPr>
         <w:pStyle w:val="Heading3"/>
@@ -14526,7 +14543,7 @@
         <w:t xml:space="preserve">3.6 Unbiased estimators</w:t>
       </w:r>
     </w:p>
-    <w:bookmarkStart w:id="79" w:name="def-unbiased"/>
+    <w:bookmarkStart w:id="80" w:name="def-unbiased"/>
     <w:p>
       <w:pPr>
         <w:pStyle w:val="FirstParagraph"/>
@@ -14652,8 +14669,8 @@
         </m:oMath>
       </m:oMathPara>
     </w:p>
-    <w:bookmarkEnd w:id="79"/>
-    <w:bookmarkStart w:id="80" w:name="def-biased"/>
+    <w:bookmarkEnd w:id="80"/>
+    <w:bookmarkStart w:id="81" w:name="def-biased"/>
     <w:p>
       <w:pPr>
         <w:pStyle w:val="FirstParagraph"/>
@@ -14779,8 +14796,8 @@
         </m:oMath>
       </m:oMathPara>
     </w:p>
-    <w:bookmarkEnd w:id="80"/>
-    <w:bookmarkStart w:id="81" w:name="exm-unbiased-sample-mean"/>
+    <w:bookmarkEnd w:id="81"/>
+    <w:bookmarkStart w:id="82" w:name="exm-unbiased-sample-mean"/>
     <w:p>
       <w:pPr>
         <w:pStyle w:val="FirstParagraph"/>
@@ -14994,8 +15011,8 @@
         <w:t xml:space="preserve">.</w:t>
       </w:r>
     </w:p>
-    <w:bookmarkEnd w:id="81"/>
-    <w:bookmarkStart w:id="83" w:name="exm-biased-variance-mle"/>
+    <w:bookmarkEnd w:id="82"/>
+    <w:bookmarkStart w:id="84" w:name="exm-biased-variance-mle"/>
     <w:p>
       <w:pPr>
         <w:pStyle w:val="BodyText"/>
@@ -15173,7 +15190,7 @@
       <w:r>
         <w:t xml:space="preserve"> </w:t>
       </w:r>
-      <w:hyperlink r:id="rId82">
+      <w:hyperlink r:id="rId83">
         <w:r>
           <w:rPr>
             <w:rStyle w:val="Hyperlink"/>
@@ -20371,8 +20388,8 @@
         <w:t xml:space="preserve">grows.</w:t>
       </w:r>
     </w:p>
-    <w:bookmarkEnd w:id="83"/>
-    <w:bookmarkStart w:id="84" w:name="exr-unbiased-exp"/>
+    <w:bookmarkEnd w:id="84"/>
+    <w:bookmarkStart w:id="85" w:name="exr-unbiased-exp"/>
     <w:p>
       <w:pPr>
         <w:pStyle w:val="BodyText"/>
@@ -20504,8 +20521,8 @@
         <w:t xml:space="preserve">.</w:t>
       </w:r>
     </w:p>
-    <w:bookmarkEnd w:id="84"/>
-    <w:bookmarkStart w:id="85" w:name="sol-unbiased-exp"/>
+    <w:bookmarkEnd w:id="85"/>
+    <w:bookmarkStart w:id="86" w:name="sol-unbiased-exp"/>
     <w:p>
       <w:pPr>
         <w:pStyle w:val="BodyText"/>
@@ -20732,8 +20749,8 @@
         <w:t xml:space="preserve">.</w:t>
       </w:r>
     </w:p>
-    <w:bookmarkEnd w:id="85"/>
-    <w:bookmarkStart w:id="86" w:name="exr-unbiased-mse"/>
+    <w:bookmarkEnd w:id="86"/>
+    <w:bookmarkStart w:id="87" w:name="exr-unbiased-mse"/>
     <w:p>
       <w:pPr>
         <w:pStyle w:val="BodyText"/>
@@ -20827,8 +20844,8 @@
         <w:t xml:space="preserve">in terms of its variance.</w:t>
       </w:r>
     </w:p>
-    <w:bookmarkEnd w:id="86"/>
-    <w:bookmarkStart w:id="87" w:name="sol-unbiased-mse"/>
+    <w:bookmarkEnd w:id="87"/>
+    <w:bookmarkStart w:id="88" w:name="sol-unbiased-mse"/>
     <w:p>
       <w:pPr>
         <w:pStyle w:val="BodyText"/>
@@ -21167,8 +21184,8 @@
         </m:oMath>
       </m:oMathPara>
     </w:p>
-    <w:bookmarkEnd w:id="87"/>
-    <w:bookmarkStart w:id="90" w:name="thm-unbiased-props"/>
+    <w:bookmarkEnd w:id="88"/>
+    <w:bookmarkStart w:id="91" w:name="thm-unbiased-props"/>
     <w:p>
       <w:pPr>
         <w:pStyle w:val="FirstParagraph"/>
@@ -21240,7 +21257,7 @@
       <w:pPr>
         <w:pStyle w:val="BodyText"/>
       </w:pPr>
-      <w:bookmarkStart w:id="88" w:name="eq-unbiased-exp"/>
+      <w:bookmarkStart w:id="89" w:name="eq-unbiased-exp"/>
       <m:oMathPara>
         <m:oMathParaPr>
           <m:jc m:val="center"/>
@@ -21308,13 +21325,13 @@
           </m:r>
         </m:oMath>
       </m:oMathPara>
-      <w:bookmarkEnd w:id="88"/>
+      <w:bookmarkEnd w:id="89"/>
     </w:p>
     <w:p>
       <w:pPr>
         <w:pStyle w:val="FirstParagraph"/>
       </w:pPr>
-      <w:bookmarkStart w:id="89" w:name="eq-unbiased-mse"/>
+      <w:bookmarkStart w:id="90" w:name="eq-unbiased-mse"/>
       <m:oMathPara>
         <m:oMathParaPr>
           <m:jc m:val="center"/>
@@ -21410,9 +21427,9 @@
           </m:r>
         </m:oMath>
       </m:oMathPara>
-      <w:bookmarkEnd w:id="89"/>
+      <w:bookmarkEnd w:id="90"/>
     </w:p>
-    <w:bookmarkEnd w:id="90"/>
+    <w:bookmarkEnd w:id="91"/>
     <w:p>
       <w:pPr>
         <w:pStyle w:val="FirstParagraph"/>
@@ -21503,7 +21520,7 @@
       <w:r>
         <w:t xml:space="preserve"> </w:t>
       </w:r>
-      <w:hyperlink r:id="rId91">
+      <w:hyperlink r:id="rId92">
         <w:r>
           <w:rPr>
             <w:rStyle w:val="Hyperlink"/>
@@ -21530,8 +21547,8 @@
         <w:t xml:space="preserve">.</w:t>
       </w:r>
     </w:p>
-    <w:bookmarkEnd w:id="92"/>
-    <w:bookmarkStart w:id="95" w:name="mean-absolute-error"/>
+    <w:bookmarkEnd w:id="93"/>
+    <w:bookmarkStart w:id="96" w:name="mean-absolute-error"/>
     <w:p>
       <w:pPr>
         <w:pStyle w:val="Heading3"/>
@@ -21540,7 +21557,7 @@
         <w:t xml:space="preserve">3.7 Population mean absolute error</w:t>
       </w:r>
     </w:p>
-    <w:bookmarkStart w:id="93" w:name="def-mae"/>
+    <w:bookmarkStart w:id="94" w:name="def-mae"/>
     <w:p>
       <w:pPr>
         <w:pStyle w:val="FirstParagraph"/>
@@ -21768,8 +21785,8 @@
         <w:t xml:space="preserve">.</w:t>
       </w:r>
     </w:p>
-    <w:bookmarkEnd w:id="93"/>
-    <w:bookmarkStart w:id="94" w:name="exm-mae-gaussian"/>
+    <w:bookmarkEnd w:id="94"/>
+    <w:bookmarkStart w:id="95" w:name="exm-mae-gaussian"/>
     <w:p>
       <w:pPr>
         <w:pStyle w:val="BodyText"/>
@@ -24178,9 +24195,9 @@
         <w:t xml:space="preserve">).</w:t>
       </w:r>
     </w:p>
-    <w:bookmarkEnd w:id="94"/>
     <w:bookmarkEnd w:id="95"/>
-    <w:bookmarkStart w:id="109" w:name="standard-error"/>
+    <w:bookmarkEnd w:id="96"/>
+    <w:bookmarkStart w:id="110" w:name="standard-error"/>
     <w:p>
       <w:pPr>
         <w:pStyle w:val="Heading3"/>
@@ -24189,7 +24206,7 @@
         <w:t xml:space="preserve">3.8 Standard error</w:t>
       </w:r>
     </w:p>
-    <w:bookmarkStart w:id="97" w:name="def-SE"/>
+    <w:bookmarkStart w:id="98" w:name="def-SE"/>
     <w:p>
       <w:pPr>
         <w:pStyle w:val="FirstParagraph"/>
@@ -24247,7 +24264,7 @@
       <w:r>
         <w:t xml:space="preserve"> </w:t>
       </w:r>
-      <w:hyperlink r:id="rId96">
+      <w:hyperlink r:id="rId97">
         <w:r>
           <w:rPr>
             <w:rStyle w:val="Hyperlink"/>
@@ -24392,8 +24409,8 @@
         <w:t xml:space="preserve">.</w:t>
       </w:r>
     </w:p>
-    <w:bookmarkEnd w:id="97"/>
-    <w:bookmarkStart w:id="98" w:name="exm-SE-sample-mean"/>
+    <w:bookmarkEnd w:id="98"/>
+    <w:bookmarkStart w:id="99" w:name="exm-SE-sample-mean"/>
     <w:p>
       <w:pPr>
         <w:pStyle w:val="BodyText"/>
@@ -24705,8 +24722,8 @@
         <w:t xml:space="preserve">.</w:t>
       </w:r>
     </w:p>
-    <w:bookmarkEnd w:id="98"/>
-    <w:bookmarkStart w:id="99" w:name="exr-se-error-sd"/>
+    <w:bookmarkEnd w:id="99"/>
+    <w:bookmarkStart w:id="100" w:name="exr-se-error-sd"/>
     <w:p>
       <w:pPr>
         <w:pStyle w:val="BodyText"/>
@@ -24727,7 +24744,7 @@
       <w:r>
         <w:t xml:space="preserve"> </w:t>
       </w:r>
-      <w:hyperlink r:id="rId96">
+      <w:hyperlink r:id="rId97">
         <w:r>
           <w:rPr>
             <w:rStyle w:val="Hyperlink"/>
@@ -24828,8 +24845,8 @@
         <w:t xml:space="preserve">.</w:t>
       </w:r>
     </w:p>
-    <w:bookmarkEnd w:id="99"/>
-    <w:bookmarkStart w:id="100" w:name="sol-se-error-sd"/>
+    <w:bookmarkEnd w:id="100"/>
+    <w:bookmarkStart w:id="101" w:name="sol-se-error-sd"/>
     <w:p>
       <w:pPr>
         <w:pStyle w:val="BodyText"/>
@@ -25196,8 +25213,8 @@
         </m:oMath>
       </m:oMathPara>
     </w:p>
-    <w:bookmarkEnd w:id="100"/>
-    <w:bookmarkStart w:id="101" w:name="thm-se-error-sd"/>
+    <w:bookmarkEnd w:id="101"/>
+    <w:bookmarkStart w:id="102" w:name="thm-se-error-sd"/>
     <w:p>
       <w:pPr>
         <w:pStyle w:val="FirstParagraph"/>
@@ -25311,7 +25328,7 @@
         </m:oMath>
       </m:oMathPara>
     </w:p>
-    <w:bookmarkEnd w:id="101"/>
+    <w:bookmarkEnd w:id="102"/>
     <w:p>
       <w:pPr>
         <w:pStyle w:val="FirstParagraph"/>
@@ -25344,7 +25361,7 @@
         <w:t xml:space="preserve">.</w:t>
       </w:r>
     </w:p>
-    <w:bookmarkStart w:id="102" w:name="rem-standard-error-name"/>
+    <w:bookmarkStart w:id="103" w:name="rem-standard-error-name"/>
     <w:p>
       <w:pPr>
         <w:pStyle w:val="BodyText"/>
@@ -25454,8 +25471,8 @@
         <w:t xml:space="preserve">so they come up often enough to deserve their own name.</w:t>
       </w:r>
     </w:p>
-    <w:bookmarkEnd w:id="102"/>
-    <w:bookmarkStart w:id="103" w:name="exr-var-mse-bias"/>
+    <w:bookmarkEnd w:id="103"/>
+    <w:bookmarkStart w:id="104" w:name="exr-var-mse-bias"/>
     <w:p>
       <w:pPr>
         <w:pStyle w:val="BodyText"/>
@@ -25625,8 +25642,8 @@
         <w:t xml:space="preserve">.</w:t>
       </w:r>
     </w:p>
-    <w:bookmarkEnd w:id="103"/>
-    <w:bookmarkStart w:id="104" w:name="sol-var-mse-bias"/>
+    <w:bookmarkEnd w:id="104"/>
+    <w:bookmarkStart w:id="105" w:name="sol-var-mse-bias"/>
     <w:p>
       <w:pPr>
         <w:pStyle w:val="BodyText"/>
@@ -26553,8 +26570,8 @@
         </m:oMath>
       </m:oMathPara>
     </w:p>
-    <w:bookmarkEnd w:id="104"/>
-    <w:bookmarkStart w:id="105" w:name="cor-var-mse-bias"/>
+    <w:bookmarkEnd w:id="105"/>
+    <w:bookmarkStart w:id="106" w:name="cor-var-mse-bias"/>
     <w:p>
       <w:pPr>
         <w:pStyle w:val="FirstParagraph"/>
@@ -26749,7 +26766,7 @@
         </m:oMath>
       </m:oMathPara>
     </w:p>
-    <w:bookmarkEnd w:id="105"/>
+    <w:bookmarkEnd w:id="106"/>
     <w:p>
       <w:pPr>
         <w:pStyle w:val="FirstParagraph"/>
@@ -26782,7 +26799,7 @@
         <w:t xml:space="preserve">.</w:t>
       </w:r>
     </w:p>
-    <w:bookmarkStart w:id="106" w:name="exr-se-rmse-unbiased"/>
+    <w:bookmarkStart w:id="107" w:name="exr-se-rmse-unbiased"/>
     <w:p>
       <w:pPr>
         <w:pStyle w:val="BodyText"/>
@@ -26890,8 +26907,8 @@
         <w:t xml:space="preserve">.</w:t>
       </w:r>
     </w:p>
-    <w:bookmarkEnd w:id="106"/>
-    <w:bookmarkStart w:id="107" w:name="sol-se-rmse-unbiased"/>
+    <w:bookmarkEnd w:id="107"/>
+    <w:bookmarkStart w:id="108" w:name="sol-se-rmse-unbiased"/>
     <w:p>
       <w:pPr>
         <w:pStyle w:val="BodyText"/>
@@ -27154,8 +27171,8 @@
         </m:oMath>
       </m:oMathPara>
     </w:p>
-    <w:bookmarkEnd w:id="107"/>
-    <w:bookmarkStart w:id="108" w:name="cor-se-rmse-unbiased"/>
+    <w:bookmarkEnd w:id="108"/>
+    <w:bookmarkStart w:id="109" w:name="cor-se-rmse-unbiased"/>
     <w:p>
       <w:pPr>
         <w:pStyle w:val="FirstParagraph"/>
@@ -27313,7 +27330,7 @@
         </m:oMath>
       </m:oMathPara>
     </w:p>
-    <w:bookmarkEnd w:id="108"/>
+    <w:bookmarkEnd w:id="109"/>
     <w:p>
       <w:pPr>
         <w:pStyle w:val="FirstParagraph"/>
@@ -27346,9 +27363,9 @@
         <w:t xml:space="preserve">.</w:t>
       </w:r>
     </w:p>
-    <w:bookmarkEnd w:id="109"/>
     <w:bookmarkEnd w:id="110"/>
-    <w:bookmarkStart w:id="143" w:name="references"/>
+    <w:bookmarkEnd w:id="111"/>
+    <w:bookmarkStart w:id="144" w:name="references"/>
     <w:p>
       <w:pPr>
         <w:pStyle w:val="Heading2"/>
@@ -27357,8 +27374,8 @@
         <w:t xml:space="preserve">References</w:t>
       </w:r>
     </w:p>
-    <w:bookmarkStart w:id="142" w:name="refs"/>
-    <w:bookmarkStart w:id="111" w:name="ref-box_draper_1987"/>
+    <w:bookmarkStart w:id="143" w:name="refs"/>
+    <w:bookmarkStart w:id="112" w:name="ref-box_draper_1987"/>
     <w:p>
       <w:pPr>
         <w:pStyle w:val="Bibliography"/>
@@ -27389,8 +27406,8 @@
         <w:t xml:space="preserve">. in Wiley series in probability and mathematical statistics. Applied probability and statistics. New York: Wiley, 1987.</w:t>
       </w:r>
     </w:p>
-    <w:bookmarkEnd w:id="111"/>
-    <w:bookmarkStart w:id="113" w:name="ref-dunn2018generalized"/>
+    <w:bookmarkEnd w:id="112"/>
+    <w:bookmarkStart w:id="114" w:name="ref-dunn2018generalized"/>
     <w:p>
       <w:pPr>
         <w:pStyle w:val="Bibliography"/>
@@ -27437,7 +27454,7 @@
       <w:r>
         <w:t xml:space="preserve"> </w:t>
       </w:r>
-      <w:hyperlink r:id="rId112">
+      <w:hyperlink r:id="rId113">
         <w:r>
           <w:rPr>
             <w:rStyle w:val="Hyperlink"/>
@@ -27449,8 +27466,8 @@
         <w:t xml:space="preserve">.</w:t>
       </w:r>
     </w:p>
-    <w:bookmarkEnd w:id="113"/>
-    <w:bookmarkStart w:id="115" w:name="ref-van2018flexible"/>
+    <w:bookmarkEnd w:id="114"/>
+    <w:bookmarkStart w:id="116" w:name="ref-van2018flexible"/>
     <w:p>
       <w:pPr>
         <w:pStyle w:val="Bibliography"/>
@@ -27483,7 +27500,7 @@
       <w:r>
         <w:t xml:space="preserve"> </w:t>
       </w:r>
-      <w:hyperlink r:id="rId114">
+      <w:hyperlink r:id="rId115">
         <w:r>
           <w:rPr>
             <w:rStyle w:val="Hyperlink"/>
@@ -27492,8 +27509,8 @@
         </w:r>
       </w:hyperlink>
     </w:p>
-    <w:bookmarkEnd w:id="115"/>
-    <w:bookmarkStart w:id="117" w:name="ref-pohl2021estimands"/>
+    <w:bookmarkEnd w:id="116"/>
+    <w:bookmarkStart w:id="118" w:name="ref-pohl2021estimands"/>
     <w:p>
       <w:pPr>
         <w:pStyle w:val="Bibliography"/>
@@ -27559,7 +27576,7 @@
       <w:r>
         <w:t xml:space="preserve"> </w:t>
       </w:r>
-      <w:hyperlink r:id="rId116">
+      <w:hyperlink r:id="rId117">
         <w:r>
           <w:rPr>
             <w:rStyle w:val="Hyperlink"/>
@@ -27571,8 +27588,8 @@
         <w:t xml:space="preserve">.</w:t>
       </w:r>
     </w:p>
-    <w:bookmarkEnd w:id="117"/>
-    <w:bookmarkStart w:id="119" w:name="ref-lawrance2020estimand"/>
+    <w:bookmarkEnd w:id="118"/>
+    <w:bookmarkStart w:id="120" w:name="ref-lawrance2020estimand"/>
     <w:p>
       <w:pPr>
         <w:pStyle w:val="Bibliography"/>
@@ -27624,7 +27641,7 @@
       <w:r>
         <w:t xml:space="preserve"> </w:t>
       </w:r>
-      <w:hyperlink r:id="rId118">
+      <w:hyperlink r:id="rId119">
         <w:r>
           <w:rPr>
             <w:rStyle w:val="Hyperlink"/>
@@ -27636,8 +27653,8 @@
         <w:t xml:space="preserve">.</w:t>
       </w:r>
     </w:p>
-    <w:bookmarkEnd w:id="119"/>
-    <w:bookmarkStart w:id="121" w:name="ref-wikipedia_estimand"/>
+    <w:bookmarkEnd w:id="120"/>
+    <w:bookmarkStart w:id="122" w:name="ref-wikipedia_estimand"/>
     <w:p>
       <w:pPr>
         <w:pStyle w:val="Bibliography"/>
@@ -27684,7 +27701,7 @@
       <w:r>
         <w:t xml:space="preserve"> </w:t>
       </w:r>
-      <w:hyperlink r:id="rId120">
+      <w:hyperlink r:id="rId121">
         <w:r>
           <w:rPr>
             <w:rStyle w:val="Hyperlink"/>
@@ -27693,8 +27710,8 @@
         </w:r>
       </w:hyperlink>
     </w:p>
-    <w:bookmarkEnd w:id="121"/>
-    <w:bookmarkStart w:id="123" w:name="ref-wikipedia_estimator"/>
+    <w:bookmarkEnd w:id="122"/>
+    <w:bookmarkStart w:id="124" w:name="ref-wikipedia_estimator"/>
     <w:p>
       <w:pPr>
         <w:pStyle w:val="Bibliography"/>
@@ -27741,7 +27758,7 @@
       <w:r>
         <w:t xml:space="preserve"> </w:t>
       </w:r>
-      <w:hyperlink r:id="rId122">
+      <w:hyperlink r:id="rId123">
         <w:r>
           <w:rPr>
             <w:rStyle w:val="Hyperlink"/>
@@ -27750,8 +27767,8 @@
         </w:r>
       </w:hyperlink>
     </w:p>
-    <w:bookmarkEnd w:id="123"/>
-    <w:bookmarkStart w:id="125" w:name="ref-wikipedia_sampling_distribution"/>
+    <w:bookmarkEnd w:id="124"/>
+    <w:bookmarkStart w:id="126" w:name="ref-wikipedia_sampling_distribution"/>
     <w:p>
       <w:pPr>
         <w:pStyle w:val="Bibliography"/>
@@ -27798,7 +27815,7 @@
       <w:r>
         <w:t xml:space="preserve"> </w:t>
       </w:r>
-      <w:hyperlink r:id="rId124">
+      <w:hyperlink r:id="rId125">
         <w:r>
           <w:rPr>
             <w:rStyle w:val="Hyperlink"/>
@@ -27807,8 +27824,8 @@
         </w:r>
       </w:hyperlink>
     </w:p>
-    <w:bookmarkEnd w:id="125"/>
-    <w:bookmarkStart w:id="126" w:name="ref-hoggtanis2015"/>
+    <w:bookmarkEnd w:id="126"/>
+    <w:bookmarkStart w:id="127" w:name="ref-hoggtanis2015"/>
     <w:p>
       <w:pPr>
         <w:pStyle w:val="Bibliography"/>
@@ -27839,8 +27856,8 @@
         <w:t xml:space="preserve">, Tenth edition. Boston: Pearson, 2019.</w:t>
       </w:r>
     </w:p>
-    <w:bookmarkEnd w:id="126"/>
-    <w:bookmarkStart w:id="128" w:name="ref-CaseBerg01"/>
+    <w:bookmarkEnd w:id="127"/>
+    <w:bookmarkStart w:id="129" w:name="ref-CaseBerg01"/>
     <w:p>
       <w:pPr>
         <w:pStyle w:val="Bibliography"/>
@@ -27873,7 +27890,7 @@
       <w:r>
         <w:t xml:space="preserve"> </w:t>
       </w:r>
-      <w:hyperlink r:id="rId127">
+      <w:hyperlink r:id="rId128">
         <w:r>
           <w:rPr>
             <w:rStyle w:val="Hyperlink"/>
@@ -27882,8 +27899,8 @@
         </w:r>
       </w:hyperlink>
     </w:p>
-    <w:bookmarkEnd w:id="128"/>
-    <w:bookmarkStart w:id="129" w:name="ref-rice2007mathematical"/>
+    <w:bookmarkEnd w:id="129"/>
+    <w:bookmarkStart w:id="130" w:name="ref-rice2007mathematical"/>
     <w:p>
       <w:pPr>
         <w:pStyle w:val="Bibliography"/>
@@ -27914,8 +27931,8 @@
         <w:t xml:space="preserve">, 3rd ed. Belmont, CA: Cengage Learning, 2007.</w:t>
       </w:r>
     </w:p>
-    <w:bookmarkEnd w:id="129"/>
-    <w:bookmarkStart w:id="131" w:name="ref-wikipedia_bias_of_an_estimator"/>
+    <w:bookmarkEnd w:id="130"/>
+    <w:bookmarkStart w:id="132" w:name="ref-wikipedia_bias_of_an_estimator"/>
     <w:p>
       <w:pPr>
         <w:pStyle w:val="Bibliography"/>
@@ -27962,7 +27979,7 @@
       <w:r>
         <w:t xml:space="preserve"> </w:t>
       </w:r>
-      <w:hyperlink r:id="rId130">
+      <w:hyperlink r:id="rId131">
         <w:r>
           <w:rPr>
             <w:rStyle w:val="Hyperlink"/>
@@ -27971,8 +27988,8 @@
         </w:r>
       </w:hyperlink>
     </w:p>
-    <w:bookmarkEnd w:id="131"/>
-    <w:bookmarkStart w:id="133" w:name="ref-wikipedia_mean_squared_error"/>
+    <w:bookmarkEnd w:id="132"/>
+    <w:bookmarkStart w:id="134" w:name="ref-wikipedia_mean_squared_error"/>
     <w:p>
       <w:pPr>
         <w:pStyle w:val="Bibliography"/>
@@ -28019,7 +28036,7 @@
       <w:r>
         <w:t xml:space="preserve"> </w:t>
       </w:r>
-      <w:hyperlink r:id="rId132">
+      <w:hyperlink r:id="rId133">
         <w:r>
           <w:rPr>
             <w:rStyle w:val="Hyperlink"/>
@@ -28028,8 +28045,8 @@
         </w:r>
       </w:hyperlink>
     </w:p>
-    <w:bookmarkEnd w:id="133"/>
-    <w:bookmarkStart w:id="135" w:name="ref-wikipedia_root_mean_square_deviation"/>
+    <w:bookmarkEnd w:id="134"/>
+    <w:bookmarkStart w:id="136" w:name="ref-wikipedia_root_mean_square_deviation"/>
     <w:p>
       <w:pPr>
         <w:pStyle w:val="Bibliography"/>
@@ -28076,7 +28093,7 @@
       <w:r>
         <w:t xml:space="preserve"> </w:t>
       </w:r>
-      <w:hyperlink r:id="rId134">
+      <w:hyperlink r:id="rId135">
         <w:r>
           <w:rPr>
             <w:rStyle w:val="Hyperlink"/>
@@ -28085,8 +28102,8 @@
         </w:r>
       </w:hyperlink>
     </w:p>
-    <w:bookmarkEnd w:id="135"/>
-    <w:bookmarkStart w:id="137" w:name="ref-fiveminuteai_probstat"/>
+    <w:bookmarkEnd w:id="136"/>
+    <w:bookmarkStart w:id="138" w:name="ref-fiveminuteai_probstat"/>
     <w:p>
       <w:pPr>
         <w:pStyle w:val="Bibliography"/>
@@ -28118,7 +28135,7 @@
       <w:r>
         <w:t xml:space="preserve"> </w:t>
       </w:r>
-      <w:hyperlink r:id="rId136">
+      <w:hyperlink r:id="rId137">
         <w:r>
           <w:rPr>
             <w:rStyle w:val="Hyperlink"/>
@@ -28127,8 +28144,8 @@
         </w:r>
       </w:hyperlink>
     </w:p>
-    <w:bookmarkEnd w:id="137"/>
-    <w:bookmarkStart w:id="139" w:name="ref-wikipedia_mean_absolute_error"/>
+    <w:bookmarkEnd w:id="138"/>
+    <w:bookmarkStart w:id="140" w:name="ref-wikipedia_mean_absolute_error"/>
     <w:p>
       <w:pPr>
         <w:pStyle w:val="Bibliography"/>
@@ -28175,7 +28192,7 @@
       <w:r>
         <w:t xml:space="preserve"> </w:t>
       </w:r>
-      <w:hyperlink r:id="rId138">
+      <w:hyperlink r:id="rId139">
         <w:r>
           <w:rPr>
             <w:rStyle w:val="Hyperlink"/>
@@ -28184,8 +28201,8 @@
         </w:r>
       </w:hyperlink>
     </w:p>
-    <w:bookmarkEnd w:id="139"/>
-    <w:bookmarkStart w:id="141" w:name="ref-wikipedia_standard_error"/>
+    <w:bookmarkEnd w:id="140"/>
+    <w:bookmarkStart w:id="142" w:name="ref-wikipedia_standard_error"/>
     <w:p>
       <w:pPr>
         <w:pStyle w:val="Bibliography"/>
@@ -28232,7 +28249,7 @@
       <w:r>
         <w:t xml:space="preserve"> </w:t>
       </w:r>
-      <w:hyperlink r:id="rId140">
+      <w:hyperlink r:id="rId141">
         <w:r>
           <w:rPr>
             <w:rStyle w:val="Hyperlink"/>
@@ -28241,9 +28258,9 @@
         </w:r>
       </w:hyperlink>
     </w:p>
-    <w:bookmarkEnd w:id="141"/>
     <w:bookmarkEnd w:id="142"/>
     <w:bookmarkEnd w:id="143"/>
+    <w:bookmarkEnd w:id="144"/>
     <w:sectPr>
       <w:footnotePr>
         <w:numRestart w:val="eachSect"/>

--- a/pr-preview/pr-491/estimation-handout.docx
+++ b/pr-preview/pr-491/estimation-handout.docx
@@ -15,7 +15,7 @@
         <w:pStyle w:val="Date"/>
       </w:pPr>
       <w:r>
-        <w:t xml:space="preserve">Last modified: 2026-10-27 14:23:57 (PDT)</w:t>
+        <w:t xml:space="preserve">Last modified: 2026-10-27 14:52:48 (PDT)</w:t>
       </w:r>
     </w:p>
     <w:bookmarkStart w:id="15" w:name="scientific-models"/>
